--- a/docs/我要干饭-普通用户操作说明书.docx
+++ b/docs/我要干饭-普通用户操作说明书.docx
@@ -52,7 +52,7 @@
           <w:sz w:val="20"/>
           <w:lang w:eastAsia="zh-CN"/>
         </w:rPr>
-        <w:t>HP 午饭点餐小程序  |  版本 v1.1  |  2026-06-19</w:t>
+        <w:t>HP 午饭点餐小程序  |  版本 v1.2  |  2026-06-20</w:t>
       </w:r>
     </w:p>
     <w:p>
@@ -1168,6 +1168,20 @@
     </w:p>
     <w:p>
       <w:pPr>
+        <w:rPr>
+          <w:lang w:eastAsia="zh-CN"/>
+        </w:rPr>
+      </w:pPr>
+      <w:r>
+        <w:rPr>
+          <w:rFonts w:ascii="微软雅黑" w:eastAsia="微软雅黑" w:hAnsi="微软雅黑"/>
+          <w:lang w:eastAsia="zh-CN"/>
+        </w:rPr>
+        <w:t xml:space="preserve">顶部 tab 栏：全部 | 常点 | 各供应商。「常点」会根据你的点餐记录推荐最多 9 道菜（你常点的排前面，不足时用大家常点的补齐），新菜点一次就会进常点。帮别人点餐时，常点会按那个人的记录排。进入菜单页时默认显示「常点」（有记录时）。</w:t>
+      </w:r>
+    </w:p>
+    <w:p>
+      <w:pPr>
         <w:pStyle w:val="ListBullet"/>
         <w:rPr>
           <w:lang w:eastAsia="zh-CN"/>
@@ -1720,6 +1734,36 @@
           <w:lang w:eastAsia="zh-CN"/>
         </w:rPr>
         <w:t>A：在的。数据存储在云端，同一微信账号在新设备登录后，历史订单和点餐记录会自动同步。</w:t>
+      </w:r>
+    </w:p>
+    <w:p>
+      <w:pPr>
+        <w:rPr>
+          <w:lang w:eastAsia="zh-CN"/>
+        </w:rPr>
+      </w:pPr>
+      <w:r>
+        <w:rPr>
+          <w:rFonts w:ascii="微软雅黑" w:eastAsia="微软雅黑" w:hAnsi="微软雅黑"/>
+          <w:b/>
+          <w:color w:val="D32F2F"/>
+          <w:lang w:eastAsia="zh-CN"/>
+        </w:rPr>
+        <w:t xml:space="preserve">Q：常点列表是怎么来的？</w:t>
+      </w:r>
+    </w:p>
+    <w:p>
+      <w:pPr>
+        <w:rPr>
+          <w:lang w:eastAsia="zh-CN"/>
+        </w:rPr>
+      </w:pPr>
+      <w:r>
+        <w:rPr>
+          <w:rFonts w:ascii="微软雅黑" w:eastAsia="微软雅黑" w:hAnsi="微软雅黑"/>
+          <w:lang w:eastAsia="zh-CN"/>
+        </w:rPr>
+        <w:t xml:space="preserve">A：根据你的点餐记录自动生成，按最近点餐时间排序（不看次数，新菜点一次就进）。不足 9 个时用大家点过的菜补齐，没被任何人点过的菜不会出现。</w:t>
       </w:r>
     </w:p>
     <w:p>

--- a/docs/我要干饭-普通用户操作说明书.docx
+++ b/docs/我要干饭-普通用户操作说明书.docx
@@ -52,7 +52,7 @@
           <w:sz w:val="20"/>
           <w:lang w:eastAsia="zh-CN"/>
         </w:rPr>
-        <w:t>HP 午饭点餐小程序  |  版本 v1.2  |  2026-06-20</w:t>
+        <w:t>HP 午饭点餐小程序  |  版本 v1.3  |  2026-06-20</w:t>
       </w:r>
     </w:p>
     <w:p>
@@ -473,7 +473,7 @@
           <w:rFonts w:ascii="微软雅黑" w:eastAsia="微软雅黑" w:hAnsi="微软雅黑"/>
           <w:lang w:eastAsia="zh-CN"/>
         </w:rPr>
-        <w:t>月度卡片：月合计金额（橙色）、今日金额（蓝色）</w:t>
+        <w:t>月度卡片：月点单数（橙色）、今日点单数（蓝色）</w:t>
       </w:r>
     </w:p>
     <w:p>
@@ -1207,7 +1207,7 @@
           <w:rFonts w:ascii="微软雅黑" w:eastAsia="微软雅黑" w:hAnsi="微软雅黑"/>
           <w:lang w:eastAsia="zh-CN"/>
         </w:rPr>
-        <w:t>菜单列表：仅显示「可见」状态的菜品（序号、供应商、餐品、价格）</w:t>
+        <w:t>菜单列表：仅显示「可见」状态的菜品（餐品名、供应商）</w:t>
       </w:r>
     </w:p>
     <w:p>
